--- a/templates/ROYAL/MALAYSIA/agreement.docx
+++ b/templates/ROYAL/MALAYSIA/agreement.docx
@@ -267,64 +267,8 @@
                 <w:szCs w:val="20"/>
                 <w:rtl/>
               </w:rPr>
-              <w:t xml:space="preserve">ا لاسم الكامل </w:t>
-            </w:r>
-            <w:proofErr w:type="gramStart"/>
-            <w:r>
-              <w:rPr>
-                <w:rFonts w:cs="Arabic Transparent" w:hint="cs"/>
-                <w:b/>
-                <w:sz w:val="20"/>
-                <w:szCs w:val="20"/>
-                <w:rtl/>
-              </w:rPr>
-              <w:t>و عنوان</w:t>
-            </w:r>
-            <w:proofErr w:type="gramEnd"/>
-            <w:r>
-              <w:rPr>
-                <w:rFonts w:cs="Arabic Transparent" w:hint="cs"/>
-                <w:b/>
-                <w:sz w:val="20"/>
-                <w:szCs w:val="20"/>
-                <w:rtl/>
-              </w:rPr>
-              <w:t xml:space="preserve"> الجهة </w:t>
-            </w:r>
-            <w:proofErr w:type="spellStart"/>
-            <w:r>
-              <w:rPr>
-                <w:rFonts w:cs="Arabic Transparent" w:hint="cs"/>
-                <w:b/>
-                <w:sz w:val="20"/>
-                <w:szCs w:val="20"/>
-                <w:rtl/>
-              </w:rPr>
-              <w:t>المستخد</w:t>
-            </w:r>
-            <w:proofErr w:type="spellEnd"/>
-            <w:r>
-              <w:rPr>
-                <w:rFonts w:cs="Arabic Transparent" w:hint="cs"/>
-                <w:b/>
-                <w:sz w:val="20"/>
-                <w:szCs w:val="20"/>
-                <w:rtl/>
-              </w:rPr>
-              <w:t xml:space="preserve"> </w:t>
-            </w:r>
-            <w:proofErr w:type="spellStart"/>
-            <w:r>
-              <w:rPr>
-                <w:rFonts w:cs="Arabic Transparent" w:hint="cs"/>
-                <w:b/>
-                <w:sz w:val="20"/>
-                <w:szCs w:val="20"/>
-                <w:rtl/>
-              </w:rPr>
-              <w:t>مة</w:t>
-            </w:r>
-            <w:proofErr w:type="spellEnd"/>
+              <w:t>ا لاسم الكامل و عنوان الجهة المستخد مة</w:t>
+            </w:r>
           </w:p>
           <w:p>
             <w:pPr>
@@ -575,7 +519,6 @@
                 <w:rtl/>
               </w:rPr>
             </w:pPr>
-            <w:proofErr w:type="gramStart"/>
             <w:r>
               <w:rPr>
                 <w:rFonts w:cs="Arabic Transparent" w:hint="cs"/>
@@ -594,18 +537,7 @@
                 <w:szCs w:val="20"/>
                 <w:rtl/>
               </w:rPr>
-              <w:t>_</w:t>
-            </w:r>
-            <w:proofErr w:type="gramEnd"/>
-            <w:r>
-              <w:rPr>
-                <w:rFonts w:cs="Arabic Transparent" w:hint="cs"/>
-                <w:b/>
-                <w:sz w:val="20"/>
-                <w:szCs w:val="20"/>
-                <w:rtl/>
-              </w:rPr>
-              <w:t>______________________</w:t>
+              <w:t>_______________________</w:t>
             </w:r>
           </w:p>
           <w:p>
@@ -629,29 +561,7 @@
                 <w:szCs w:val="20"/>
                 <w:rtl/>
               </w:rPr>
-              <w:t xml:space="preserve">رقم </w:t>
-            </w:r>
-            <w:proofErr w:type="gramStart"/>
-            <w:r>
-              <w:rPr>
-                <w:rFonts w:cs="Arabic Transparent" w:hint="cs"/>
-                <w:b/>
-                <w:sz w:val="20"/>
-                <w:szCs w:val="20"/>
-                <w:rtl/>
-              </w:rPr>
-              <w:t>الـتأشيرة :</w:t>
-            </w:r>
-            <w:proofErr w:type="gramEnd"/>
-            <w:r>
-              <w:rPr>
-                <w:rFonts w:cs="Arabic Transparent" w:hint="cs"/>
-                <w:b/>
-                <w:sz w:val="20"/>
-                <w:szCs w:val="20"/>
-                <w:rtl/>
-              </w:rPr>
-              <w:t xml:space="preserve"> </w:t>
+              <w:t xml:space="preserve">رقم الـتأشيرة : </w:t>
             </w:r>
             <w:r>
               <w:rPr>
@@ -716,29 +626,7 @@
                 <w:szCs w:val="20"/>
                 <w:rtl/>
               </w:rPr>
-              <w:t xml:space="preserve">المشار كطرف أول في هذا العقد </w:t>
-            </w:r>
-            <w:proofErr w:type="spellStart"/>
-            <w:r>
-              <w:rPr>
-                <w:rFonts w:cs="Arabic Transparent" w:hint="cs"/>
-                <w:b/>
-                <w:sz w:val="20"/>
-                <w:szCs w:val="20"/>
-                <w:rtl/>
-              </w:rPr>
-              <w:t>هوالسيد</w:t>
-            </w:r>
-            <w:proofErr w:type="spellEnd"/>
-            <w:r>
-              <w:rPr>
-                <w:rFonts w:cs="Arabic Transparent" w:hint="cs"/>
-                <w:b/>
-                <w:sz w:val="20"/>
-                <w:szCs w:val="20"/>
-                <w:rtl/>
-              </w:rPr>
-              <w:t xml:space="preserve"> / </w:t>
+              <w:t xml:space="preserve">المشار كطرف أول في هذا العقد هوالسيد / </w:t>
             </w:r>
             <w:r>
               <w:rPr>
@@ -918,29 +806,7 @@
                 <w:szCs w:val="20"/>
                 <w:rtl/>
               </w:rPr>
-              <w:t xml:space="preserve">هندي </w:t>
-            </w:r>
-            <w:proofErr w:type="gramStart"/>
-            <w:r>
-              <w:rPr>
-                <w:rFonts w:cs="Arabic Transparent" w:hint="cs"/>
-                <w:b/>
-                <w:sz w:val="20"/>
-                <w:szCs w:val="20"/>
-                <w:rtl/>
-              </w:rPr>
-              <w:t>الجنسية ،</w:t>
-            </w:r>
-            <w:proofErr w:type="gramEnd"/>
-            <w:r>
-              <w:rPr>
-                <w:rFonts w:cs="Arabic Transparent" w:hint="cs"/>
-                <w:b/>
-                <w:sz w:val="20"/>
-                <w:szCs w:val="20"/>
-                <w:rtl/>
-              </w:rPr>
-              <w:t xml:space="preserve"> حامل جواز سفر رقم </w:t>
+              <w:t xml:space="preserve">هندي الجنسية ، حامل جواز سفر رقم </w:t>
             </w:r>
             <w:r>
               <w:rPr>
@@ -1386,39 +1252,17 @@
                 <w:szCs w:val="20"/>
                 <w:rtl/>
               </w:rPr>
-              <w:t xml:space="preserve"> في المكتب الرئيسي </w:t>
-            </w:r>
-            <w:proofErr w:type="spellStart"/>
-            <w:r>
-              <w:rPr>
-                <w:rFonts w:cs="Arabic Transparent" w:hint="cs"/>
-                <w:b/>
-                <w:sz w:val="20"/>
-                <w:szCs w:val="20"/>
-                <w:rtl/>
-              </w:rPr>
-              <w:t>أ</w:t>
-            </w:r>
-            <w:r>
-              <w:rPr>
-                <w:rFonts w:cs="Arabic Transparent" w:hint="cs"/>
-                <w:b/>
-                <w:sz w:val="20"/>
-                <w:szCs w:val="20"/>
-                <w:rtl/>
-              </w:rPr>
-              <w:t>وأي</w:t>
-            </w:r>
-            <w:proofErr w:type="spellEnd"/>
-            <w:r>
-              <w:rPr>
-                <w:rFonts w:cs="Arabic Transparent" w:hint="cs"/>
-                <w:b/>
-                <w:sz w:val="20"/>
-                <w:szCs w:val="20"/>
-                <w:rtl/>
-              </w:rPr>
-              <w:t xml:space="preserve"> فرع في </w:t>
+              <w:t xml:space="preserve"> في المكتب الرئيسي أ</w:t>
+            </w:r>
+            <w:r>
+              <w:rPr>
+                <w:rFonts w:cs="Arabic Transparent" w:hint="cs"/>
+                <w:b/>
+                <w:sz w:val="20"/>
+                <w:szCs w:val="20"/>
+                <w:rtl/>
+              </w:rPr>
+              <w:t xml:space="preserve">وأي فرع في </w:t>
             </w:r>
             <w:r>
               <w:rPr>
@@ -2517,29 +2361,7 @@
                 <w:szCs w:val="20"/>
                 <w:rtl/>
               </w:rPr>
-              <w:t xml:space="preserve">يوما بعد كل </w:t>
-            </w:r>
-            <w:proofErr w:type="gramStart"/>
-            <w:r>
-              <w:rPr>
-                <w:rFonts w:cs="Arabic Transparent" w:hint="cs"/>
-                <w:b/>
-                <w:sz w:val="20"/>
-                <w:szCs w:val="20"/>
-                <w:rtl/>
-              </w:rPr>
-              <w:t>اثنى</w:t>
-            </w:r>
-            <w:proofErr w:type="gramEnd"/>
-            <w:r>
-              <w:rPr>
-                <w:rFonts w:cs="Arabic Transparent" w:hint="cs"/>
-                <w:b/>
-                <w:sz w:val="20"/>
-                <w:szCs w:val="20"/>
-                <w:rtl/>
-              </w:rPr>
-              <w:t xml:space="preserve"> عشر شهرا من الخدمة المستمرة بموجب هذا العقد وتدفع أجور هذه الإجازة مقدما.</w:t>
+              <w:t>يوما بعد كل اثنى عشر شهرا من الخدمة المستمرة بموجب هذا العقد وتدفع أجور هذه الإجازة مقدما.</w:t>
             </w:r>
           </w:p>
         </w:tc>
@@ -3256,29 +3078,7 @@
                 <w:szCs w:val="20"/>
                 <w:rtl/>
               </w:rPr>
-              <w:t xml:space="preserve">يتحمل الطرف الأول كافة الرسوم الخاصة بالإقامة والجوازات وتأشيرات الدخول والخروج </w:t>
-            </w:r>
-            <w:proofErr w:type="gramStart"/>
-            <w:r>
-              <w:rPr>
-                <w:rFonts w:cs="Arabic Transparent" w:hint="cs"/>
-                <w:b/>
-                <w:sz w:val="20"/>
-                <w:szCs w:val="20"/>
-                <w:rtl/>
-              </w:rPr>
-              <w:t>و كما</w:t>
-            </w:r>
-            <w:proofErr w:type="gramEnd"/>
-            <w:r>
-              <w:rPr>
-                <w:rFonts w:cs="Arabic Transparent" w:hint="cs"/>
-                <w:b/>
-                <w:sz w:val="20"/>
-                <w:szCs w:val="20"/>
-                <w:rtl/>
-              </w:rPr>
-              <w:t xml:space="preserve"> يتحمل تكاليف انتقال الطرف الثاني ذهابا وإيابا </w:t>
+              <w:t xml:space="preserve">يتحمل الطرف الأول كافة الرسوم الخاصة بالإقامة والجوازات وتأشيرات الدخول والخروج و كما يتحمل تكاليف انتقال الطرف الثاني ذهابا وإيابا </w:t>
             </w:r>
             <w:r>
               <w:rPr>
@@ -3637,49 +3437,15 @@
                 <w:szCs w:val="20"/>
               </w:rPr>
             </w:pPr>
-            <w:proofErr w:type="spellStart"/>
-            <w:r>
-              <w:rPr>
-                <w:rFonts w:cs="Arabic Transparent" w:hint="cs"/>
-                <w:b/>
-                <w:sz w:val="20"/>
-                <w:szCs w:val="20"/>
-                <w:rtl/>
-              </w:rPr>
-              <w:t>يخضمع</w:t>
-            </w:r>
-            <w:proofErr w:type="spellEnd"/>
-            <w:r>
-              <w:rPr>
-                <w:rFonts w:cs="Arabic Transparent" w:hint="cs"/>
-                <w:b/>
-                <w:sz w:val="20"/>
-                <w:szCs w:val="20"/>
-                <w:rtl/>
-              </w:rPr>
-              <w:t xml:space="preserve"> استخدام الطرف الثاني بموجب هذا العقد بخصوص كافة الأمور المتعلقة بساعات العمل والراحة الأسبوعية والإجازة المرضية وحالات الغياب والإصابات والعجز والوفاة وفيما يتعلق بإنهاء الخدمات وما يستحق الطرف الثاني من تعويض في مكافأة نهاية الخدمة </w:t>
-            </w:r>
-            <w:proofErr w:type="gramStart"/>
-            <w:r>
-              <w:rPr>
-                <w:rFonts w:cs="Arabic Transparent" w:hint="cs"/>
-                <w:b/>
-                <w:sz w:val="20"/>
-                <w:szCs w:val="20"/>
-                <w:rtl/>
-              </w:rPr>
-              <w:t>و في</w:t>
-            </w:r>
-            <w:proofErr w:type="gramEnd"/>
-            <w:r>
-              <w:rPr>
-                <w:rFonts w:cs="Arabic Transparent" w:hint="cs"/>
-                <w:b/>
-                <w:sz w:val="20"/>
-                <w:szCs w:val="20"/>
-                <w:rtl/>
-              </w:rPr>
-              <w:t xml:space="preserve"> جميع الأمور التي لم يرد عنها نص خاص في هذا العقد لأحكام قانون العمل والعمال ساري المفعول بالمملكة العربية السعودية وتشكل هذه الأحكام المرجع الوحيد لكل من الطرفين.</w:t>
+            <w:r>
+              <w:rPr>
+                <w:rFonts w:cs="Arabic Transparent" w:hint="cs"/>
+                <w:b/>
+                <w:sz w:val="20"/>
+                <w:szCs w:val="20"/>
+                <w:rtl/>
+              </w:rPr>
+              <w:t>يخضمع استخدام الطرف الثاني بموجب هذا العقد بخصوص كافة الأمور المتعلقة بساعات العمل والراحة الأسبوعية والإجازة المرضية وحالات الغياب والإصابات والعجز والوفاة وفيما يتعلق بإنهاء الخدمات وما يستحق الطرف الثاني من تعويض في مكافأة نهاية الخدمة و في جميع الأمور التي لم يرد عنها نص خاص في هذا العقد لأحكام قانون العمل والعمال ساري المفعول بالمملكة العربية السعودية وتشكل هذه الأحكام المرجع الوحيد لكل من الطرفين.</w:t>
             </w:r>
           </w:p>
         </w:tc>
@@ -4016,29 +3782,7 @@
                 <w:szCs w:val="20"/>
                 <w:rtl/>
               </w:rPr>
-              <w:t xml:space="preserve">كما </w:t>
-            </w:r>
-            <w:proofErr w:type="spellStart"/>
-            <w:r>
-              <w:rPr>
-                <w:rFonts w:cs="Arabic Transparent" w:hint="cs"/>
-                <w:b/>
-                <w:sz w:val="20"/>
-                <w:szCs w:val="20"/>
-                <w:rtl/>
-              </w:rPr>
-              <w:t>ولايحق</w:t>
-            </w:r>
-            <w:proofErr w:type="spellEnd"/>
-            <w:r>
-              <w:rPr>
-                <w:rFonts w:cs="Arabic Transparent" w:hint="cs"/>
-                <w:b/>
-                <w:sz w:val="20"/>
-                <w:szCs w:val="20"/>
-                <w:rtl/>
-              </w:rPr>
-              <w:t xml:space="preserve"> للطرف الثاني أن يعمل بصورة مباشرة أو غير مباشرة في أي وظيفة أو خدمة أو عمل تجاري طيلة مدة نفاذ هذا العقد سوى ما يكلفه من قبل الطرف الأول.</w:t>
+              <w:t>كما ولايحق للطرف الثاني أن يعمل بصورة مباشرة أو غير مباشرة في أي وظيفة أو خدمة أو عمل تجاري طيلة مدة نفاذ هذا العقد سوى ما يكلفه من قبل الطرف الأول.</w:t>
             </w:r>
           </w:p>
         </w:tc>
@@ -4600,13 +4344,13 @@
       </w:tblPr>
       <w:tblGrid>
         <w:gridCol w:w="419"/>
-        <w:gridCol w:w="2943"/>
-        <w:gridCol w:w="2860"/>
+        <w:gridCol w:w="3328"/>
+        <w:gridCol w:w="3265"/>
         <w:gridCol w:w="222"/>
-        <w:gridCol w:w="1808"/>
-        <w:gridCol w:w="2505"/>
-        <w:gridCol w:w="135"/>
-        <w:gridCol w:w="124"/>
+        <w:gridCol w:w="1976"/>
+        <w:gridCol w:w="1736"/>
+        <w:gridCol w:w="35"/>
+        <w:gridCol w:w="35"/>
       </w:tblGrid>
       <w:tr>
         <w:tc>
@@ -5373,29 +5117,7 @@
                 <w:szCs w:val="20"/>
                 <w:rtl/>
               </w:rPr>
-              <w:t xml:space="preserve">سيعتبر هذا العقد ساري المفعول </w:t>
-            </w:r>
-            <w:proofErr w:type="gramStart"/>
-            <w:r>
-              <w:rPr>
-                <w:rFonts w:cs="Arabic Transparent" w:hint="cs"/>
-                <w:b/>
-                <w:sz w:val="20"/>
-                <w:szCs w:val="20"/>
-                <w:rtl/>
-              </w:rPr>
-              <w:t>و أن</w:t>
-            </w:r>
-            <w:proofErr w:type="gramEnd"/>
-            <w:r>
-              <w:rPr>
-                <w:rFonts w:cs="Arabic Transparent" w:hint="cs"/>
-                <w:b/>
-                <w:sz w:val="20"/>
-                <w:szCs w:val="20"/>
-                <w:rtl/>
-              </w:rPr>
-              <w:t xml:space="preserve"> أي عقد ملاحق ما صاحب العمل والعامل بدل هذا لا يعتبر صالحا فيما يتعلق بهذا العقد.</w:t>
+              <w:t>سيعتبر هذا العقد ساري المفعول و أن أي عقد ملاحق ما صاحب العمل والعامل بدل هذا لا يعتبر صالحا فيما يتعلق بهذا العقد.</w:t>
             </w:r>
           </w:p>
         </w:tc>
@@ -5861,7 +5583,7 @@
         </w:tc>
         <w:tc>
           <w:tcPr>
-            <w:tcW w:w="0" w:type="auto"/>
+            <w:tcW w:w="4016" w:type="dxa"/>
             <w:gridSpan w:val="3"/>
             <w:vAlign w:val="center"/>
           </w:tcPr>
@@ -5886,7 +5608,7 @@
         </w:tc>
         <w:tc>
           <w:tcPr>
-            <w:tcW w:w="0" w:type="auto"/>
+            <w:tcW w:w="3218" w:type="dxa"/>
             <w:gridSpan w:val="2"/>
             <w:vAlign w:val="center"/>
           </w:tcPr>
@@ -5970,11 +5692,72 @@
                 <w:szCs w:val="20"/>
               </w:rPr>
             </w:pPr>
-          </w:p>
-        </w:tc>
-        <w:tc>
-          <w:tcPr>
-            <w:tcW w:w="0" w:type="auto"/>
+            <w:r>
+              <w:rPr>
+                <w:b/>
+                <w:noProof/>
+                <w:sz w:val="20"/>
+                <w:szCs w:val="20"/>
+              </w:rPr>
+              <w:pict w14:anchorId="174E44D0">
+                <v:rect id="_x0000_s1028" style="position:absolute;margin-left:43.95pt;margin-top:47.1pt;width:93.3pt;height:49.6pt;z-index:251668992;mso-position-horizontal-relative:text;mso-position-vertical-relative:text" fillcolor="#4f81bd [3204]" stroked="f">
+                  <v:textbox>
+                    <w:txbxContent>
+                      <w:p>
+                        <w:pPr>
+                          <w:rPr>
+                            <w:lang w:val="en-IN"/>
+                          </w:rPr>
+                        </w:pPr>
+                        <w:r>
+                          <w:rPr>
+                            <w:lang w:val="en-IN"/>
+                          </w:rPr>
+                          <w:t>{{SPONSOR_SIGNATURE}}</w:t>
+                        </w:r>
+                      </w:p>
+                      <w:p/>
+                    </w:txbxContent>
+                  </v:textbox>
+                </v:rect>
+              </w:pict>
+            </w:r>
+            <w:r>
+              <w:rPr>
+                <w:b/>
+                <w:noProof/>
+                <w:sz w:val="20"/>
+                <w:szCs w:val="20"/>
+              </w:rPr>
+              <w:pict w14:anchorId="66949239">
+                <v:rect id="_x0000_s1026" style="position:absolute;margin-left:20.95pt;margin-top:23.5pt;width:141.35pt;height:88.55pt;z-index:251666944;mso-position-horizontal-relative:text;mso-position-vertical-relative:text">
+                  <v:textbox>
+                    <w:txbxContent>
+                      <w:p>
+                        <w:pPr>
+                          <w:rPr>
+                            <w:lang w:val="en-IN"/>
+                          </w:rPr>
+                        </w:pPr>
+                        <w:proofErr w:type="spellStart"/>
+                        <w:r>
+                          <w:rPr>
+                            <w:lang w:val="en-IN"/>
+                          </w:rPr>
+                          <w:t>BoarderBoX</w:t>
+                        </w:r>
+                        <w:proofErr w:type="spellEnd"/>
+                      </w:p>
+                    </w:txbxContent>
+                  </v:textbox>
+                </v:rect>
+              </w:pict>
+            </w:r>
+          </w:p>
+        </w:tc>
+        <w:tc>
+          <w:tcPr>
+            <w:tcW w:w="4016" w:type="dxa"/>
             <w:gridSpan w:val="3"/>
           </w:tcPr>
           <w:p>
@@ -5985,11 +5768,63 @@
                 <w:szCs w:val="20"/>
               </w:rPr>
             </w:pPr>
-          </w:p>
-        </w:tc>
-        <w:tc>
-          <w:tcPr>
-            <w:tcW w:w="0" w:type="auto"/>
+            <w:r>
+              <w:rPr>
+                <w:b/>
+                <w:noProof/>
+                <w:sz w:val="20"/>
+                <w:szCs w:val="20"/>
+              </w:rPr>
+              <w:pict w14:anchorId="174E44D0">
+                <v:rect id="_x0000_s1029" style="position:absolute;margin-left:85.55pt;margin-top:38.2pt;width:93.3pt;height:49.6pt;rotation:-151567fd;z-index:251670016;mso-position-horizontal-relative:text;mso-position-vertical-relative:text" fillcolor="#4f81bd [3204]" stroked="f">
+                  <v:textbox>
+                    <w:txbxContent>
+                      <w:p>
+                        <w:r>
+                          <w:t>{{EMPLOYEE_SIGNATURE}}</w:t>
+                        </w:r>
+                      </w:p>
+                    </w:txbxContent>
+                  </v:textbox>
+                </v:rect>
+              </w:pict>
+            </w:r>
+            <w:r>
+              <w:rPr>
+                <w:b/>
+                <w:noProof/>
+                <w:sz w:val="20"/>
+                <w:szCs w:val="20"/>
+              </w:rPr>
+              <w:pict w14:anchorId="66949239">
+                <v:rect id="_x0000_s1027" style="position:absolute;margin-left:60.3pt;margin-top:23.5pt;width:141.35pt;height:88.55pt;z-index:251667968;mso-position-horizontal-relative:text;mso-position-vertical-relative:text">
+                  <v:textbox>
+                    <w:txbxContent>
+                      <w:p>
+                        <w:pPr>
+                          <w:rPr>
+                            <w:lang w:val="en-IN"/>
+                          </w:rPr>
+                        </w:pPr>
+                        <w:proofErr w:type="spellStart"/>
+                        <w:r>
+                          <w:rPr>
+                            <w:lang w:val="en-IN"/>
+                          </w:rPr>
+                          <w:t>BoarderBoX</w:t>
+                        </w:r>
+                        <w:proofErr w:type="spellEnd"/>
+                      </w:p>
+                    </w:txbxContent>
+                  </v:textbox>
+                </v:rect>
+              </w:pict>
+            </w:r>
+          </w:p>
+        </w:tc>
+        <w:tc>
+          <w:tcPr>
+            <w:tcW w:w="3218" w:type="dxa"/>
             <w:gridSpan w:val="2"/>
           </w:tcPr>
           <w:p>
@@ -6006,15 +5841,15 @@
                 <w:noProof/>
               </w:rPr>
               <w:drawing>
-                <wp:anchor distT="0" distB="0" distL="114300" distR="114300" simplePos="0" relativeHeight="251665920" behindDoc="0" locked="0" layoutInCell="1" allowOverlap="1" wp14:anchorId="01DA7301" wp14:editId="686656DB">
+                <wp:anchor distT="0" distB="0" distL="114300" distR="114300" simplePos="0" relativeHeight="251658240" behindDoc="0" locked="0" layoutInCell="1" allowOverlap="1" wp14:anchorId="01DA7301" wp14:editId="26A6F825">
                   <wp:simplePos x="0" y="0"/>
                   <wp:positionH relativeFrom="column">
-                    <wp:posOffset>95019</wp:posOffset>
+                    <wp:posOffset>-29108</wp:posOffset>
                   </wp:positionH>
                   <wp:positionV relativeFrom="paragraph">
-                    <wp:posOffset>143683</wp:posOffset>
+                    <wp:posOffset>224612</wp:posOffset>
                   </wp:positionV>
-                  <wp:extent cx="1342390" cy="1485265"/>
+                  <wp:extent cx="1057842" cy="1170432"/>
                   <wp:effectExtent l="0" t="0" r="0" b="0"/>
                   <wp:wrapNone/>
                   <wp:docPr id="1894481950" name="Picture 1"/>
@@ -6043,7 +5878,7 @@
                         <pic:spPr>
                           <a:xfrm>
                             <a:off x="0" y="0"/>
-                            <a:ext cx="1342390" cy="1485265"/>
+                            <a:ext cx="1057842" cy="1170432"/>
                           </a:xfrm>
                           <a:prstGeom prst="rect">
                             <a:avLst/>
@@ -6052,6 +5887,12 @@
                       </pic:pic>
                     </a:graphicData>
                   </a:graphic>
+                  <wp14:sizeRelH relativeFrom="margin">
+                    <wp14:pctWidth>0</wp14:pctWidth>
+                  </wp14:sizeRelH>
+                  <wp14:sizeRelV relativeFrom="margin">
+                    <wp14:pctHeight>0</wp14:pctHeight>
+                  </wp14:sizeRelV>
                 </wp:anchor>
               </w:drawing>
             </w:r>
